--- a/modelosRelatorios/_RelatorioTemplateCarimboMasc.docx
+++ b/modelosRelatorios/_RelatorioTemplateCarimboMasc.docx
@@ -1,6 +1,6 @@
 
 <file path=word/document.xml><?xml version="1.0" encoding="utf-8"?>
-<w:document xmlns:wpc="http://schemas.microsoft.com/office/word/2010/wordprocessingCanvas" xmlns:cx="http://schemas.microsoft.com/office/drawing/2014/chartex" xmlns:cx1="http://schemas.microsoft.com/office/drawing/2015/9/8/chartex" xmlns:cx2="http://schemas.microsoft.com/office/drawing/2015/10/21/chartex" xmlns:cx3="http://schemas.microsoft.com/office/drawing/2016/5/9/chartex" xmlns:cx4="http://schemas.microsoft.com/office/drawing/2016/5/10/chartex" xmlns:cx5="http://schemas.microsoft.com/office/drawing/2016/5/11/chartex" xmlns:cx6="http://schemas.microsoft.com/office/drawing/2016/5/12/chartex" xmlns:cx7="http://schemas.microsoft.com/office/drawing/2016/5/13/chartex" xmlns:cx8="http://schemas.microsoft.com/office/drawing/2016/5/14/chartex" xmlns:mc="http://schemas.openxmlformats.org/markup-compatibility/2006" xmlns:aink="http://schemas.microsoft.com/office/drawing/2016/ink" xmlns:am3d="http://schemas.microsoft.com/office/drawing/2017/model3d" xmlns:o="urn:schemas-microsoft-com:office:office" xmlns:oel="http://schemas.microsoft.com/office/2019/extlst" xmlns:r="http://schemas.openxmlformats.org/officeDocument/2006/relationships" xmlns:m="http://schemas.openxmlformats.org/officeDocument/2006/math" xmlns:v="urn:schemas-microsoft-com:vml" xmlns:wp14="http://schemas.microsoft.com/office/word/2010/wordprocessingDrawing" xmlns:wp="http://schemas.openxmlformats.org/drawingml/2006/wordprocessingDrawing" xmlns:w10="urn:schemas-microsoft-com:office:word" xmlns:w="http://schemas.openxmlformats.org/wordprocessingml/2006/main" xmlns:w14="http://schemas.microsoft.com/office/word/2010/wordml" xmlns:w15="http://schemas.microsoft.com/office/word/2012/wordml" xmlns:w16cex="http://schemas.microsoft.com/office/word/2018/wordml/cex" xmlns:w16cid="http://schemas.microsoft.com/office/word/2016/wordml/cid" xmlns:w16="http://schemas.microsoft.com/office/word/2018/wordml" xmlns:w16du="http://schemas.microsoft.com/office/word/2023/wordml/word16du" xmlns:w16sdtdh="http://schemas.microsoft.com/office/word/2020/wordml/sdtdatahash" xmlns:w16sdtfl="http://schemas.microsoft.com/office/word/2024/wordml/sdtformatlock" xmlns:w16se="http://schemas.microsoft.com/office/word/2015/wordml/symex" xmlns:wpg="http://schemas.microsoft.com/office/word/2010/wordprocessingGroup" xmlns:wpi="http://schemas.microsoft.com/office/word/2010/wordprocessingInk" xmlns:wne="http://schemas.microsoft.com/office/word/2006/wordml" xmlns:wps="http://schemas.microsoft.com/office/word/2010/wordprocessingShape" mc:Ignorable="w14 w15 w16se w16cid w16 w16cex w16sdtdh w16sdtfl w16du wp14">
+<w:document xmlns:wpc="http://schemas.microsoft.com/office/word/2010/wordprocessingCanvas" xmlns:cx="http://schemas.microsoft.com/office/drawing/2014/chartex" xmlns:cx1="http://schemas.microsoft.com/office/drawing/2015/9/8/chartex" xmlns:cx2="http://schemas.microsoft.com/office/drawing/2015/10/21/chartex" xmlns:cx3="http://schemas.microsoft.com/office/drawing/2016/5/9/chartex" xmlns:cx4="http://schemas.microsoft.com/office/drawing/2016/5/10/chartex" xmlns:cx5="http://schemas.microsoft.com/office/drawing/2016/5/11/chartex" xmlns:cx6="http://schemas.microsoft.com/office/drawing/2016/5/12/chartex" xmlns:cx7="http://schemas.microsoft.com/office/drawing/2016/5/13/chartex" xmlns:cx8="http://schemas.microsoft.com/office/drawing/2016/5/14/chartex" xmlns:mc="http://schemas.openxmlformats.org/markup-compatibility/2006" xmlns:aink="http://schemas.microsoft.com/office/drawing/2016/ink" xmlns:am3d="http://schemas.microsoft.com/office/drawing/2017/model3d" xmlns:o="urn:schemas-microsoft-com:office:office" xmlns:oel="http://schemas.microsoft.com/office/2019/extlst" xmlns:r="http://schemas.openxmlformats.org/officeDocument/2006/relationships" xmlns:m="http://schemas.openxmlformats.org/officeDocument/2006/math" xmlns:v="urn:schemas-microsoft-com:vml" xmlns:wp14="http://schemas.microsoft.com/office/word/2010/wordprocessingDrawing" xmlns:wp="http://schemas.openxmlformats.org/drawingml/2006/wordprocessingDrawing" xmlns:w10="urn:schemas-microsoft-com:office:word" xmlns:w="http://schemas.openxmlformats.org/wordprocessingml/2006/main" xmlns:w14="http://schemas.microsoft.com/office/word/2010/wordml" xmlns:w15="http://schemas.microsoft.com/office/word/2012/wordml" xmlns:w16cex="http://schemas.microsoft.com/office/word/2018/wordml/cex" xmlns:w16cid="http://schemas.microsoft.com/office/word/2016/wordml/cid" xmlns:w16="http://schemas.microsoft.com/office/word/2018/wordml" xmlns:w16sdtdh="http://schemas.microsoft.com/office/word/2020/wordml/sdtdatahash" xmlns:w16se="http://schemas.microsoft.com/office/word/2015/wordml/symex" xmlns:wpg="http://schemas.microsoft.com/office/word/2010/wordprocessingGroup" xmlns:wpi="http://schemas.microsoft.com/office/word/2010/wordprocessingInk" xmlns:wne="http://schemas.microsoft.com/office/word/2006/wordml" xmlns:wps="http://schemas.microsoft.com/office/word/2010/wordprocessingShape" mc:Ignorable="w14 w15 w16se w16cid w16 w16cex w16sdtdh wp14">
   <w:body>
     <w:p>
       <w:pPr>
@@ -40,7 +40,23 @@
           <w:sz w:val="24"/>
           <w:szCs w:val="24"/>
         </w:rPr>
-        <w:t xml:space="preserve">Relatório para fins de reembolso de sessões de Psicoterapia individual </w:t>
+        <w:t>Relatório para fins de reembolso de sessões de Psicoterapia individual</w:t>
+      </w:r>
+      <w:r>
+        <w:rPr>
+          <w:color w:val="1F3864"/>
+          <w:sz w:val="24"/>
+          <w:szCs w:val="24"/>
+        </w:rPr>
+        <w:t>.</w:t>
+      </w:r>
+      <w:r>
+        <w:rPr>
+          <w:color w:val="1F3864"/>
+          <w:sz w:val="24"/>
+          <w:szCs w:val="24"/>
+        </w:rPr>
+        <w:t xml:space="preserve"> </w:t>
       </w:r>
     </w:p>
     <w:p>
@@ -129,7 +145,7 @@
           <w:sz w:val="24"/>
           <w:szCs w:val="24"/>
         </w:rPr>
-        <w:t xml:space="preserve"> CPF nº </w:t>
+        <w:t xml:space="preserve"> CPF nº</w:t>
       </w:r>
       <w:r>
         <w:rPr>
@@ -449,7 +465,7 @@
           <w:sz w:val="24"/>
           <w:szCs w:val="24"/>
         </w:rPr>
-        <w:t xml:space="preserve">Osasco, </w:t>
+        <w:t>Osasco, #DataAssinatura.</w:t>
       </w:r>
       <w:bookmarkStart w:id="7" w:name="UltDiaMesConsultas"/>
       <w:r>
@@ -458,7 +474,6 @@
           <w:sz w:val="24"/>
           <w:szCs w:val="24"/>
         </w:rPr>
-        <w:t>#UltDiaMesConsultas</w:t>
       </w:r>
       <w:bookmarkEnd w:id="7"/>
       <w:r>
@@ -467,7 +482,6 @@
           <w:sz w:val="24"/>
           <w:szCs w:val="24"/>
         </w:rPr>
-        <w:t xml:space="preserve"> de </w:t>
       </w:r>
       <w:bookmarkStart w:id="8" w:name="MesDasConsultas2"/>
       <w:r>
@@ -476,15 +490,13 @@
           <w:sz w:val="24"/>
           <w:szCs w:val="24"/>
         </w:rPr>
-        <w:t>#MesDasConsultas</w:t>
-      </w:r>
-      <w:r>
-        <w:rPr>
-          <w:color w:val="1F3864"/>
-          <w:sz w:val="24"/>
-          <w:szCs w:val="24"/>
-        </w:rPr>
-        <w:t>2</w:t>
+      </w:r>
+      <w:r>
+        <w:rPr>
+          <w:color w:val="1F3864"/>
+          <w:sz w:val="24"/>
+          <w:szCs w:val="24"/>
+        </w:rPr>
       </w:r>
       <w:bookmarkEnd w:id="8"/>
       <w:r>
@@ -493,15 +505,13 @@
           <w:sz w:val="24"/>
           <w:szCs w:val="24"/>
         </w:rPr>
-        <w:t xml:space="preserve"> </w:t>
-      </w:r>
-      <w:r>
-        <w:rPr>
-          <w:color w:val="1F3864"/>
-          <w:sz w:val="24"/>
-          <w:szCs w:val="24"/>
-        </w:rPr>
-        <w:t xml:space="preserve">de </w:t>
+      </w:r>
+      <w:r>
+        <w:rPr>
+          <w:color w:val="1F3864"/>
+          <w:sz w:val="24"/>
+          <w:szCs w:val="24"/>
+        </w:rPr>
       </w:r>
       <w:bookmarkStart w:id="9" w:name="AnoDasConsultas2"/>
       <w:r>
@@ -510,7 +520,6 @@
           <w:sz w:val="24"/>
           <w:szCs w:val="24"/>
         </w:rPr>
-        <w:t>#AnoDasConsultas2</w:t>
       </w:r>
       <w:bookmarkEnd w:id="9"/>
       <w:r>
@@ -519,7 +528,6 @@
           <w:sz w:val="24"/>
           <w:szCs w:val="24"/>
         </w:rPr>
-        <w:t>.</w:t>
       </w:r>
     </w:p>
     <w:p>
@@ -587,8 +595,12 @@
       </w:r>
     </w:p>
     <w:sectPr>
-      <w:headerReference w:type="default" r:id="rId9"/>
-      <w:footerReference w:type="default" r:id="rId10"/>
+      <w:headerReference w:type="even" r:id="rId9"/>
+      <w:headerReference w:type="default" r:id="rId10"/>
+      <w:footerReference w:type="even" r:id="rId11"/>
+      <w:footerReference w:type="default" r:id="rId12"/>
+      <w:headerReference w:type="first" r:id="rId13"/>
+      <w:footerReference w:type="first" r:id="rId14"/>
       <w:pgSz w:w="11907" w:h="16840" w:code="9"/>
       <w:pgMar w:top="1701" w:right="1701" w:bottom="1701" w:left="1701" w:header="737" w:footer="0" w:gutter="0"/>
       <w:pgNumType w:start="1"/>
@@ -600,7 +612,7 @@
 </file>
 
 <file path=word/endnotes.xml><?xml version="1.0" encoding="utf-8"?>
-<w:endnotes xmlns:wpc="http://schemas.microsoft.com/office/word/2010/wordprocessingCanvas" xmlns:cx="http://schemas.microsoft.com/office/drawing/2014/chartex" xmlns:cx1="http://schemas.microsoft.com/office/drawing/2015/9/8/chartex" xmlns:cx2="http://schemas.microsoft.com/office/drawing/2015/10/21/chartex" xmlns:cx3="http://schemas.microsoft.com/office/drawing/2016/5/9/chartex" xmlns:cx4="http://schemas.microsoft.com/office/drawing/2016/5/10/chartex" xmlns:cx5="http://schemas.microsoft.com/office/drawing/2016/5/11/chartex" xmlns:cx6="http://schemas.microsoft.com/office/drawing/2016/5/12/chartex" xmlns:cx7="http://schemas.microsoft.com/office/drawing/2016/5/13/chartex" xmlns:cx8="http://schemas.microsoft.com/office/drawing/2016/5/14/chartex" xmlns:mc="http://schemas.openxmlformats.org/markup-compatibility/2006" xmlns:aink="http://schemas.microsoft.com/office/drawing/2016/ink" xmlns:am3d="http://schemas.microsoft.com/office/drawing/2017/model3d" xmlns:o="urn:schemas-microsoft-com:office:office" xmlns:oel="http://schemas.microsoft.com/office/2019/extlst" xmlns:r="http://schemas.openxmlformats.org/officeDocument/2006/relationships" xmlns:m="http://schemas.openxmlformats.org/officeDocument/2006/math" xmlns:v="urn:schemas-microsoft-com:vml" xmlns:wp14="http://schemas.microsoft.com/office/word/2010/wordprocessingDrawing" xmlns:wp="http://schemas.openxmlformats.org/drawingml/2006/wordprocessingDrawing" xmlns:w10="urn:schemas-microsoft-com:office:word" xmlns:w="http://schemas.openxmlformats.org/wordprocessingml/2006/main" xmlns:w14="http://schemas.microsoft.com/office/word/2010/wordml" xmlns:w15="http://schemas.microsoft.com/office/word/2012/wordml" xmlns:w16cex="http://schemas.microsoft.com/office/word/2018/wordml/cex" xmlns:w16cid="http://schemas.microsoft.com/office/word/2016/wordml/cid" xmlns:w16="http://schemas.microsoft.com/office/word/2018/wordml" xmlns:w16du="http://schemas.microsoft.com/office/word/2023/wordml/word16du" xmlns:w16sdtdh="http://schemas.microsoft.com/office/word/2020/wordml/sdtdatahash" xmlns:w16sdtfl="http://schemas.microsoft.com/office/word/2024/wordml/sdtformatlock" xmlns:w16se="http://schemas.microsoft.com/office/word/2015/wordml/symex" xmlns:wpg="http://schemas.microsoft.com/office/word/2010/wordprocessingGroup" xmlns:wpi="http://schemas.microsoft.com/office/word/2010/wordprocessingInk" xmlns:wne="http://schemas.microsoft.com/office/word/2006/wordml" xmlns:wps="http://schemas.microsoft.com/office/word/2010/wordprocessingShape" mc:Ignorable="w14 w15 w16se w16cid w16 w16cex w16sdtdh w16sdtfl w16du wp14">
+<w:endnotes xmlns:wpc="http://schemas.microsoft.com/office/word/2010/wordprocessingCanvas" xmlns:cx="http://schemas.microsoft.com/office/drawing/2014/chartex" xmlns:cx1="http://schemas.microsoft.com/office/drawing/2015/9/8/chartex" xmlns:cx2="http://schemas.microsoft.com/office/drawing/2015/10/21/chartex" xmlns:cx3="http://schemas.microsoft.com/office/drawing/2016/5/9/chartex" xmlns:cx4="http://schemas.microsoft.com/office/drawing/2016/5/10/chartex" xmlns:cx5="http://schemas.microsoft.com/office/drawing/2016/5/11/chartex" xmlns:cx6="http://schemas.microsoft.com/office/drawing/2016/5/12/chartex" xmlns:cx7="http://schemas.microsoft.com/office/drawing/2016/5/13/chartex" xmlns:cx8="http://schemas.microsoft.com/office/drawing/2016/5/14/chartex" xmlns:mc="http://schemas.openxmlformats.org/markup-compatibility/2006" xmlns:aink="http://schemas.microsoft.com/office/drawing/2016/ink" xmlns:am3d="http://schemas.microsoft.com/office/drawing/2017/model3d" xmlns:o="urn:schemas-microsoft-com:office:office" xmlns:oel="http://schemas.microsoft.com/office/2019/extlst" xmlns:r="http://schemas.openxmlformats.org/officeDocument/2006/relationships" xmlns:m="http://schemas.openxmlformats.org/officeDocument/2006/math" xmlns:v="urn:schemas-microsoft-com:vml" xmlns:wp14="http://schemas.microsoft.com/office/word/2010/wordprocessingDrawing" xmlns:wp="http://schemas.openxmlformats.org/drawingml/2006/wordprocessingDrawing" xmlns:w10="urn:schemas-microsoft-com:office:word" xmlns:w="http://schemas.openxmlformats.org/wordprocessingml/2006/main" xmlns:w14="http://schemas.microsoft.com/office/word/2010/wordml" xmlns:w15="http://schemas.microsoft.com/office/word/2012/wordml" xmlns:w16cex="http://schemas.microsoft.com/office/word/2018/wordml/cex" xmlns:w16cid="http://schemas.microsoft.com/office/word/2016/wordml/cid" xmlns:w16="http://schemas.microsoft.com/office/word/2018/wordml" xmlns:w16sdtdh="http://schemas.microsoft.com/office/word/2020/wordml/sdtdatahash" xmlns:w16se="http://schemas.microsoft.com/office/word/2015/wordml/symex" xmlns:wpg="http://schemas.microsoft.com/office/word/2010/wordprocessingGroup" xmlns:wpi="http://schemas.microsoft.com/office/word/2010/wordprocessingInk" xmlns:wne="http://schemas.microsoft.com/office/word/2006/wordml" xmlns:wps="http://schemas.microsoft.com/office/word/2010/wordprocessingShape" mc:Ignorable="w14 w15 w16se w16cid w16 w16cex w16sdtdh wp14">
   <w:endnote w:type="separator" w:id="-1">
     <w:p>
       <w:pPr>
@@ -625,7 +637,17 @@
 </file>
 
 <file path=word/footer1.xml><?xml version="1.0" encoding="utf-8"?>
-<w:ftr xmlns:wpc="http://schemas.microsoft.com/office/word/2010/wordprocessingCanvas" xmlns:cx="http://schemas.microsoft.com/office/drawing/2014/chartex" xmlns:cx1="http://schemas.microsoft.com/office/drawing/2015/9/8/chartex" xmlns:cx2="http://schemas.microsoft.com/office/drawing/2015/10/21/chartex" xmlns:cx3="http://schemas.microsoft.com/office/drawing/2016/5/9/chartex" xmlns:cx4="http://schemas.microsoft.com/office/drawing/2016/5/10/chartex" xmlns:cx5="http://schemas.microsoft.com/office/drawing/2016/5/11/chartex" xmlns:cx6="http://schemas.microsoft.com/office/drawing/2016/5/12/chartex" xmlns:cx7="http://schemas.microsoft.com/office/drawing/2016/5/13/chartex" xmlns:cx8="http://schemas.microsoft.com/office/drawing/2016/5/14/chartex" xmlns:mc="http://schemas.openxmlformats.org/markup-compatibility/2006" xmlns:aink="http://schemas.microsoft.com/office/drawing/2016/ink" xmlns:am3d="http://schemas.microsoft.com/office/drawing/2017/model3d" xmlns:o="urn:schemas-microsoft-com:office:office" xmlns:oel="http://schemas.microsoft.com/office/2019/extlst" xmlns:r="http://schemas.openxmlformats.org/officeDocument/2006/relationships" xmlns:m="http://schemas.openxmlformats.org/officeDocument/2006/math" xmlns:v="urn:schemas-microsoft-com:vml" xmlns:wp14="http://schemas.microsoft.com/office/word/2010/wordprocessingDrawing" xmlns:wp="http://schemas.openxmlformats.org/drawingml/2006/wordprocessingDrawing" xmlns:w10="urn:schemas-microsoft-com:office:word" xmlns:w="http://schemas.openxmlformats.org/wordprocessingml/2006/main" xmlns:w14="http://schemas.microsoft.com/office/word/2010/wordml" xmlns:w15="http://schemas.microsoft.com/office/word/2012/wordml" xmlns:w16cex="http://schemas.microsoft.com/office/word/2018/wordml/cex" xmlns:w16cid="http://schemas.microsoft.com/office/word/2016/wordml/cid" xmlns:w16="http://schemas.microsoft.com/office/word/2018/wordml" xmlns:w16du="http://schemas.microsoft.com/office/word/2023/wordml/word16du" xmlns:w16sdtdh="http://schemas.microsoft.com/office/word/2020/wordml/sdtdatahash" xmlns:w16sdtfl="http://schemas.microsoft.com/office/word/2024/wordml/sdtformatlock" xmlns:w16se="http://schemas.microsoft.com/office/word/2015/wordml/symex" xmlns:wpg="http://schemas.microsoft.com/office/word/2010/wordprocessingGroup" xmlns:wpi="http://schemas.microsoft.com/office/word/2010/wordprocessingInk" xmlns:wne="http://schemas.microsoft.com/office/word/2006/wordml" xmlns:wps="http://schemas.microsoft.com/office/word/2010/wordprocessingShape" mc:Ignorable="w14 w15 w16se w16cid w16 w16cex w16sdtdh w16sdtfl w16du wp14">
+<w:ftr xmlns:wpc="http://schemas.microsoft.com/office/word/2010/wordprocessingCanvas" xmlns:cx="http://schemas.microsoft.com/office/drawing/2014/chartex" xmlns:cx1="http://schemas.microsoft.com/office/drawing/2015/9/8/chartex" xmlns:cx2="http://schemas.microsoft.com/office/drawing/2015/10/21/chartex" xmlns:cx3="http://schemas.microsoft.com/office/drawing/2016/5/9/chartex" xmlns:cx4="http://schemas.microsoft.com/office/drawing/2016/5/10/chartex" xmlns:cx5="http://schemas.microsoft.com/office/drawing/2016/5/11/chartex" xmlns:cx6="http://schemas.microsoft.com/office/drawing/2016/5/12/chartex" xmlns:cx7="http://schemas.microsoft.com/office/drawing/2016/5/13/chartex" xmlns:cx8="http://schemas.microsoft.com/office/drawing/2016/5/14/chartex" xmlns:mc="http://schemas.openxmlformats.org/markup-compatibility/2006" xmlns:aink="http://schemas.microsoft.com/office/drawing/2016/ink" xmlns:am3d="http://schemas.microsoft.com/office/drawing/2017/model3d" xmlns:o="urn:schemas-microsoft-com:office:office" xmlns:oel="http://schemas.microsoft.com/office/2019/extlst" xmlns:r="http://schemas.openxmlformats.org/officeDocument/2006/relationships" xmlns:m="http://schemas.openxmlformats.org/officeDocument/2006/math" xmlns:v="urn:schemas-microsoft-com:vml" xmlns:wp14="http://schemas.microsoft.com/office/word/2010/wordprocessingDrawing" xmlns:wp="http://schemas.openxmlformats.org/drawingml/2006/wordprocessingDrawing" xmlns:w10="urn:schemas-microsoft-com:office:word" xmlns:w="http://schemas.openxmlformats.org/wordprocessingml/2006/main" xmlns:w14="http://schemas.microsoft.com/office/word/2010/wordml" xmlns:w15="http://schemas.microsoft.com/office/word/2012/wordml" xmlns:w16cex="http://schemas.microsoft.com/office/word/2018/wordml/cex" xmlns:w16cid="http://schemas.microsoft.com/office/word/2016/wordml/cid" xmlns:w16="http://schemas.microsoft.com/office/word/2018/wordml" xmlns:w16sdtdh="http://schemas.microsoft.com/office/word/2020/wordml/sdtdatahash" xmlns:w16se="http://schemas.microsoft.com/office/word/2015/wordml/symex" xmlns:wpg="http://schemas.microsoft.com/office/word/2010/wordprocessingGroup" xmlns:wpi="http://schemas.microsoft.com/office/word/2010/wordprocessingInk" xmlns:wne="http://schemas.microsoft.com/office/word/2006/wordml" xmlns:wps="http://schemas.microsoft.com/office/word/2010/wordprocessingShape" mc:Ignorable="w14 w15 w16se w16cid w16 w16cex w16sdtdh wp14">
+  <w:p>
+    <w:pPr>
+      <w:pStyle w:val="Rodap"/>
+    </w:pPr>
+  </w:p>
+</w:ftr>
+</file>
+
+<file path=word/footer2.xml><?xml version="1.0" encoding="utf-8"?>
+<w:ftr xmlns:wpc="http://schemas.microsoft.com/office/word/2010/wordprocessingCanvas" xmlns:cx="http://schemas.microsoft.com/office/drawing/2014/chartex" xmlns:cx1="http://schemas.microsoft.com/office/drawing/2015/9/8/chartex" xmlns:cx2="http://schemas.microsoft.com/office/drawing/2015/10/21/chartex" xmlns:cx3="http://schemas.microsoft.com/office/drawing/2016/5/9/chartex" xmlns:cx4="http://schemas.microsoft.com/office/drawing/2016/5/10/chartex" xmlns:cx5="http://schemas.microsoft.com/office/drawing/2016/5/11/chartex" xmlns:cx6="http://schemas.microsoft.com/office/drawing/2016/5/12/chartex" xmlns:cx7="http://schemas.microsoft.com/office/drawing/2016/5/13/chartex" xmlns:cx8="http://schemas.microsoft.com/office/drawing/2016/5/14/chartex" xmlns:mc="http://schemas.openxmlformats.org/markup-compatibility/2006" xmlns:aink="http://schemas.microsoft.com/office/drawing/2016/ink" xmlns:am3d="http://schemas.microsoft.com/office/drawing/2017/model3d" xmlns:o="urn:schemas-microsoft-com:office:office" xmlns:oel="http://schemas.microsoft.com/office/2019/extlst" xmlns:r="http://schemas.openxmlformats.org/officeDocument/2006/relationships" xmlns:m="http://schemas.openxmlformats.org/officeDocument/2006/math" xmlns:v="urn:schemas-microsoft-com:vml" xmlns:wp14="http://schemas.microsoft.com/office/word/2010/wordprocessingDrawing" xmlns:wp="http://schemas.openxmlformats.org/drawingml/2006/wordprocessingDrawing" xmlns:w10="urn:schemas-microsoft-com:office:word" xmlns:w="http://schemas.openxmlformats.org/wordprocessingml/2006/main" xmlns:w14="http://schemas.microsoft.com/office/word/2010/wordml" xmlns:w15="http://schemas.microsoft.com/office/word/2012/wordml" xmlns:w16cex="http://schemas.microsoft.com/office/word/2018/wordml/cex" xmlns:w16cid="http://schemas.microsoft.com/office/word/2016/wordml/cid" xmlns:w16="http://schemas.microsoft.com/office/word/2018/wordml" xmlns:w16sdtdh="http://schemas.microsoft.com/office/word/2020/wordml/sdtdatahash" xmlns:w16se="http://schemas.microsoft.com/office/word/2015/wordml/symex" xmlns:wpg="http://schemas.microsoft.com/office/word/2010/wordprocessingGroup" xmlns:wpi="http://schemas.microsoft.com/office/word/2010/wordprocessingInk" xmlns:wne="http://schemas.microsoft.com/office/word/2006/wordml" xmlns:wps="http://schemas.microsoft.com/office/word/2010/wordprocessingShape" mc:Ignorable="w14 w15 w16se w16cid w16 w16cex w16sdtdh wp14">
   <w:p>
     <w:pPr>
       <w:pBdr>
@@ -650,8 +672,8 @@
       </w:rPr>
     </w:pPr>
     <w:r>
-      <w:pict w14:anchorId="68B3BD06">
-        <v:rect id="_x0000_i1026" style="width:0;height:1.5pt" o:hralign="center" o:hrstd="t" o:hr="t" fillcolor="#a0a0a0" stroked="f"/>
+      <w:pict w14:anchorId="206540AD">
+        <v:rect id="_x0000_i1028" style="width:0;height:1.5pt" o:hralign="center" o:hrstd="t" o:hr="t" fillcolor="#a0a0a0" stroked="f"/>
       </w:pict>
     </w:r>
   </w:p>
@@ -732,7 +754,7 @@
         <w:sz w:val="20"/>
         <w:szCs w:val="20"/>
       </w:rPr>
-      <w:t>Condomínio Osasco Prime Center, Torre II, Mykonos, 3º Andar, Sala 307, tel.(11) 4556</w:t>
+      <w:t>Condomínio Osasco Prime Center, Torre II, Mykonos, 3º Andar, Sala 307, tel.</w:t>
     </w:r>
     <w:r>
       <w:rPr>
@@ -740,7 +762,7 @@
         <w:sz w:val="20"/>
         <w:szCs w:val="20"/>
       </w:rPr>
-      <w:t xml:space="preserve"> </w:t>
+      <w:t>:</w:t>
     </w:r>
     <w:r>
       <w:rPr>
@@ -748,392 +770,121 @@
         <w:sz w:val="20"/>
         <w:szCs w:val="20"/>
       </w:rPr>
-      <w:t>3405</w:t>
+      <w:t>(11) 455</w:t>
+    </w:r>
+    <w:r>
+      <w:rPr>
+        <w:color w:val="2F5496"/>
+        <w:sz w:val="20"/>
+        <w:szCs w:val="20"/>
+      </w:rPr>
+      <w:t xml:space="preserve">3 </w:t>
+    </w:r>
+    <w:r>
+      <w:rPr>
+        <w:color w:val="2F5496"/>
+        <w:sz w:val="20"/>
+        <w:szCs w:val="20"/>
+      </w:rPr>
+      <w:t>4</w:t>
+    </w:r>
+    <w:r>
+      <w:rPr>
+        <w:color w:val="2F5496"/>
+        <w:sz w:val="20"/>
+        <w:szCs w:val="20"/>
+      </w:rPr>
+      <w:t>845</w:t>
     </w:r>
   </w:p>
-  <w:tbl>
-    <w:tblPr>
-      <w:tblStyle w:val="a"/>
-      <w:tblW w:w="5139" w:type="pct"/>
-      <w:tblInd w:w="-289" w:type="dxa"/>
-      <w:tblLook w:val="0600" w:firstRow="0" w:lastRow="0" w:firstColumn="0" w:lastColumn="0" w:noHBand="1" w:noVBand="1"/>
-    </w:tblPr>
-    <w:tblGrid>
-      <w:gridCol w:w="2830"/>
-      <w:gridCol w:w="2832"/>
-      <w:gridCol w:w="3079"/>
-    </w:tblGrid>
-    <w:tr>
-      <w:trPr>
-        <w:trHeight w:val="569"/>
-      </w:trPr>
-      <w:tc>
-        <w:tcPr>
-          <w:tcW w:w="1619" w:type="pct"/>
-          <w:vAlign w:val="center"/>
-        </w:tcPr>
-        <w:p>
-          <w:pPr>
-            <w:widowControl w:val="0"/>
-            <w:pBdr>
-              <w:top w:val="nil"/>
-              <w:left w:val="nil"/>
-              <w:bottom w:val="nil"/>
-              <w:right w:val="nil"/>
-              <w:between w:val="nil"/>
-            </w:pBdr>
-            <w:tabs>
-              <w:tab w:val="center" w:pos="4252"/>
-              <w:tab w:val="right" w:pos="8504"/>
-            </w:tabs>
-            <w:spacing w:before="120"/>
-            <w:ind w:left="-105"/>
-            <w:jc w:val="center"/>
-            <w:rPr>
-              <w:color w:val="2F5496"/>
-              <w:sz w:val="20"/>
-              <w:szCs w:val="20"/>
-            </w:rPr>
-          </w:pPr>
-          <w:r>
-            <w:rPr>
-              <w:noProof/>
-            </w:rPr>
-            <w:drawing>
-              <wp:anchor distT="0" distB="0" distL="114300" distR="114300" simplePos="0" relativeHeight="251666432" behindDoc="0" locked="0" layoutInCell="1" hidden="0" allowOverlap="1" wp14:anchorId="526772D5" wp14:editId="0516E3E0">
-                <wp:simplePos x="0" y="0"/>
-                <wp:positionH relativeFrom="column">
-                  <wp:posOffset>702310</wp:posOffset>
-                </wp:positionH>
-                <wp:positionV relativeFrom="paragraph">
-                  <wp:posOffset>34925</wp:posOffset>
-                </wp:positionV>
-                <wp:extent cx="246380" cy="251460"/>
-                <wp:effectExtent l="0" t="0" r="1270" b="0"/>
-                <wp:wrapNone/>
-                <wp:docPr id="468618228" name="image2.png"/>
-                <wp:cNvGraphicFramePr>
-                  <a:graphicFrameLocks xmlns:a="http://schemas.openxmlformats.org/drawingml/2006/main" noChangeAspect="1"/>
-                </wp:cNvGraphicFramePr>
-                <a:graphic xmlns:a="http://schemas.openxmlformats.org/drawingml/2006/main">
-                  <a:graphicData uri="http://schemas.openxmlformats.org/drawingml/2006/picture">
-                    <pic:pic xmlns:pic="http://schemas.openxmlformats.org/drawingml/2006/picture">
-                      <pic:nvPicPr>
-                        <pic:cNvPr id="0" name="image2.png"/>
-                        <pic:cNvPicPr/>
-                      </pic:nvPicPr>
-                      <pic:blipFill>
-                        <a:blip r:embed="rId1"/>
-                        <a:srcRect/>
-                        <a:stretch>
-                          <a:fillRect/>
-                        </a:stretch>
-                      </pic:blipFill>
-                      <pic:spPr>
-                        <a:xfrm>
-                          <a:off x="0" y="0"/>
-                          <a:ext cx="246380" cy="251460"/>
-                        </a:xfrm>
-                        <a:prstGeom prst="rect">
-                          <a:avLst/>
-                        </a:prstGeom>
-                        <a:ln/>
-                      </pic:spPr>
-                    </pic:pic>
-                  </a:graphicData>
-                </a:graphic>
-                <wp14:sizeRelH relativeFrom="margin">
-                  <wp14:pctWidth>0</wp14:pctWidth>
-                </wp14:sizeRelH>
-                <wp14:sizeRelV relativeFrom="margin">
-                  <wp14:pctHeight>0</wp14:pctHeight>
-                </wp14:sizeRelV>
-              </wp:anchor>
-            </w:drawing>
-          </w:r>
-        </w:p>
-        <w:p>
-          <w:pPr>
-            <w:widowControl w:val="0"/>
-            <w:pBdr>
-              <w:top w:val="nil"/>
-              <w:left w:val="nil"/>
-              <w:bottom w:val="nil"/>
-              <w:right w:val="nil"/>
-              <w:between w:val="nil"/>
-            </w:pBdr>
-            <w:tabs>
-              <w:tab w:val="center" w:pos="4252"/>
-              <w:tab w:val="right" w:pos="8504"/>
-            </w:tabs>
-            <w:spacing w:before="120"/>
-            <w:jc w:val="center"/>
-            <w:rPr>
-              <w:color w:val="2F5496"/>
-              <w:sz w:val="20"/>
-              <w:szCs w:val="20"/>
-            </w:rPr>
-          </w:pPr>
-          <w:r>
-            <w:rPr>
-              <w:color w:val="2F5496"/>
-              <w:sz w:val="20"/>
-              <w:szCs w:val="20"/>
-            </w:rPr>
-            <w:t>(11) 99100</w:t>
-          </w:r>
-          <w:r>
-            <w:rPr>
-              <w:color w:val="2F5496"/>
-              <w:sz w:val="20"/>
-              <w:szCs w:val="20"/>
-            </w:rPr>
-            <w:t xml:space="preserve"> </w:t>
-          </w:r>
-          <w:r>
-            <w:rPr>
-              <w:color w:val="2F5496"/>
-              <w:sz w:val="20"/>
-              <w:szCs w:val="20"/>
-            </w:rPr>
-            <w:t>2567</w:t>
-          </w:r>
-        </w:p>
-      </w:tc>
-      <w:tc>
-        <w:tcPr>
-          <w:tcW w:w="1620" w:type="pct"/>
-          <w:vAlign w:val="center"/>
-        </w:tcPr>
-        <w:p>
-          <w:pPr>
-            <w:widowControl w:val="0"/>
-            <w:pBdr>
-              <w:top w:val="nil"/>
-              <w:left w:val="nil"/>
-              <w:bottom w:val="nil"/>
-              <w:right w:val="nil"/>
-              <w:between w:val="nil"/>
-            </w:pBdr>
-            <w:tabs>
-              <w:tab w:val="center" w:pos="4252"/>
-              <w:tab w:val="right" w:pos="8504"/>
-            </w:tabs>
-            <w:spacing w:before="120"/>
-            <w:jc w:val="center"/>
-            <w:rPr>
-              <w:color w:val="2F5496"/>
-              <w:sz w:val="20"/>
-              <w:szCs w:val="20"/>
-            </w:rPr>
-          </w:pPr>
-          <w:r>
-            <w:rPr>
-              <w:noProof/>
-            </w:rPr>
-            <w:drawing>
-              <wp:anchor distT="0" distB="0" distL="0" distR="0" simplePos="0" relativeHeight="251667456" behindDoc="0" locked="0" layoutInCell="1" hidden="0" allowOverlap="1" wp14:anchorId="4351E27A" wp14:editId="3AACEBB1">
-                <wp:simplePos x="0" y="0"/>
-                <wp:positionH relativeFrom="column">
-                  <wp:posOffset>713740</wp:posOffset>
-                </wp:positionH>
-                <wp:positionV relativeFrom="paragraph">
-                  <wp:posOffset>34925</wp:posOffset>
-                </wp:positionV>
-                <wp:extent cx="215900" cy="215900"/>
-                <wp:effectExtent l="0" t="0" r="0" b="0"/>
-                <wp:wrapNone/>
-                <wp:docPr id="697696355" name="image1.png"/>
-                <wp:cNvGraphicFramePr>
-                  <a:graphicFrameLocks xmlns:a="http://schemas.openxmlformats.org/drawingml/2006/main" noChangeAspect="1"/>
-                </wp:cNvGraphicFramePr>
-                <a:graphic xmlns:a="http://schemas.openxmlformats.org/drawingml/2006/main">
-                  <a:graphicData uri="http://schemas.openxmlformats.org/drawingml/2006/picture">
-                    <pic:pic xmlns:pic="http://schemas.openxmlformats.org/drawingml/2006/picture">
-                      <pic:nvPicPr>
-                        <pic:cNvPr id="0" name="image1.png"/>
-                        <pic:cNvPicPr/>
-                      </pic:nvPicPr>
-                      <pic:blipFill>
-                        <a:blip r:embed="rId2"/>
-                        <a:srcRect/>
-                        <a:stretch>
-                          <a:fillRect/>
-                        </a:stretch>
-                      </pic:blipFill>
-                      <pic:spPr>
-                        <a:xfrm>
-                          <a:off x="0" y="0"/>
-                          <a:ext cx="215900" cy="215900"/>
-                        </a:xfrm>
-                        <a:prstGeom prst="rect">
-                          <a:avLst/>
-                        </a:prstGeom>
-                        <a:ln/>
-                      </pic:spPr>
-                    </pic:pic>
-                  </a:graphicData>
-                </a:graphic>
-                <wp14:sizeRelH relativeFrom="margin">
-                  <wp14:pctWidth>0</wp14:pctWidth>
-                </wp14:sizeRelH>
-                <wp14:sizeRelV relativeFrom="margin">
-                  <wp14:pctHeight>0</wp14:pctHeight>
-                </wp14:sizeRelV>
-              </wp:anchor>
-            </w:drawing>
-          </w:r>
-        </w:p>
-        <w:p>
-          <w:pPr>
-            <w:widowControl w:val="0"/>
-            <w:pBdr>
-              <w:top w:val="nil"/>
-              <w:left w:val="nil"/>
-              <w:bottom w:val="nil"/>
-              <w:right w:val="nil"/>
-              <w:between w:val="nil"/>
-            </w:pBdr>
-            <w:tabs>
-              <w:tab w:val="center" w:pos="4252"/>
-              <w:tab w:val="right" w:pos="8504"/>
-            </w:tabs>
-            <w:spacing w:before="120"/>
-            <w:jc w:val="center"/>
-            <w:rPr>
-              <w:color w:val="2F5496"/>
-              <w:sz w:val="20"/>
-              <w:szCs w:val="20"/>
-            </w:rPr>
-          </w:pPr>
-          <w:r>
-            <w:rPr>
-              <w:color w:val="2F5496"/>
-              <w:sz w:val="20"/>
-              <w:szCs w:val="20"/>
-            </w:rPr>
-            <w:t>@hera.psicologia</w:t>
-          </w:r>
-        </w:p>
-      </w:tc>
-      <w:tc>
-        <w:tcPr>
-          <w:tcW w:w="1761" w:type="pct"/>
-          <w:vAlign w:val="center"/>
-        </w:tcPr>
-        <w:p>
-          <w:pPr>
-            <w:widowControl w:val="0"/>
-            <w:pBdr>
-              <w:top w:val="nil"/>
-              <w:left w:val="nil"/>
-              <w:bottom w:val="nil"/>
-              <w:right w:val="nil"/>
-              <w:between w:val="nil"/>
-            </w:pBdr>
-            <w:tabs>
-              <w:tab w:val="center" w:pos="4252"/>
-              <w:tab w:val="right" w:pos="8504"/>
-            </w:tabs>
-            <w:spacing w:before="120"/>
-            <w:jc w:val="center"/>
-            <w:rPr>
-              <w:color w:val="2F5496"/>
-              <w:sz w:val="20"/>
-              <w:szCs w:val="20"/>
-            </w:rPr>
-          </w:pPr>
-          <w:r>
-            <w:rPr>
-              <w:noProof/>
-            </w:rPr>
-            <w:drawing>
-              <wp:anchor distT="0" distB="0" distL="114300" distR="114300" simplePos="0" relativeHeight="251668480" behindDoc="0" locked="0" layoutInCell="1" hidden="0" allowOverlap="1" wp14:anchorId="0170441F" wp14:editId="6D54B351">
-                <wp:simplePos x="0" y="0"/>
-                <wp:positionH relativeFrom="column">
-                  <wp:posOffset>796925</wp:posOffset>
-                </wp:positionH>
-                <wp:positionV relativeFrom="paragraph">
-                  <wp:posOffset>76835</wp:posOffset>
-                </wp:positionV>
-                <wp:extent cx="205714" cy="180000"/>
-                <wp:effectExtent l="0" t="0" r="4445" b="0"/>
-                <wp:wrapNone/>
-                <wp:docPr id="975232827" name="image3.png"/>
-                <wp:cNvGraphicFramePr>
-                  <a:graphicFrameLocks xmlns:a="http://schemas.openxmlformats.org/drawingml/2006/main" noChangeAspect="1"/>
-                </wp:cNvGraphicFramePr>
-                <a:graphic xmlns:a="http://schemas.openxmlformats.org/drawingml/2006/main">
-                  <a:graphicData uri="http://schemas.openxmlformats.org/drawingml/2006/picture">
-                    <pic:pic xmlns:pic="http://schemas.openxmlformats.org/drawingml/2006/picture">
-                      <pic:nvPicPr>
-                        <pic:cNvPr id="0" name="image3.png"/>
-                        <pic:cNvPicPr/>
-                      </pic:nvPicPr>
-                      <pic:blipFill>
-                        <a:blip r:embed="rId3"/>
-                        <a:srcRect/>
-                        <a:stretch>
-                          <a:fillRect/>
-                        </a:stretch>
-                      </pic:blipFill>
-                      <pic:spPr>
-                        <a:xfrm>
-                          <a:off x="0" y="0"/>
-                          <a:ext cx="205714" cy="180000"/>
-                        </a:xfrm>
-                        <a:prstGeom prst="rect">
-                          <a:avLst/>
-                        </a:prstGeom>
-                        <a:ln/>
-                      </pic:spPr>
-                    </pic:pic>
-                  </a:graphicData>
-                </a:graphic>
-                <wp14:sizeRelH relativeFrom="margin">
-                  <wp14:pctWidth>0</wp14:pctWidth>
-                </wp14:sizeRelH>
-                <wp14:sizeRelV relativeFrom="margin">
-                  <wp14:pctHeight>0</wp14:pctHeight>
-                </wp14:sizeRelV>
-              </wp:anchor>
-            </w:drawing>
-          </w:r>
-        </w:p>
-        <w:p>
-          <w:pPr>
-            <w:widowControl w:val="0"/>
-            <w:pBdr>
-              <w:top w:val="nil"/>
-              <w:left w:val="nil"/>
-              <w:bottom w:val="nil"/>
-              <w:right w:val="nil"/>
-              <w:between w:val="nil"/>
-            </w:pBdr>
-            <w:tabs>
-              <w:tab w:val="center" w:pos="4252"/>
-              <w:tab w:val="right" w:pos="8504"/>
-            </w:tabs>
-            <w:spacing w:before="120"/>
-            <w:jc w:val="center"/>
-            <w:rPr>
-              <w:color w:val="2F5496"/>
-              <w:sz w:val="20"/>
-              <w:szCs w:val="20"/>
-            </w:rPr>
-          </w:pPr>
-          <w:r>
-            <w:rPr>
-              <w:color w:val="2F5496"/>
-              <w:sz w:val="20"/>
-              <w:szCs w:val="20"/>
-            </w:rPr>
-            <w:t>www.herapsicologia.com.br</w:t>
-          </w:r>
-        </w:p>
-      </w:tc>
-    </w:tr>
-  </w:tbl>
+  <w:p>
+    <w:pPr>
+      <w:widowControl w:val="0"/>
+      <w:pBdr>
+        <w:top w:val="nil"/>
+        <w:left w:val="nil"/>
+        <w:bottom w:val="nil"/>
+        <w:right w:val="nil"/>
+        <w:between w:val="nil"/>
+      </w:pBdr>
+      <w:tabs>
+        <w:tab w:val="center" w:pos="4252"/>
+        <w:tab w:val="right" w:pos="8504"/>
+      </w:tabs>
+      <w:spacing w:before="120"/>
+      <w:ind w:left="-105"/>
+      <w:jc w:val="center"/>
+      <w:rPr>
+        <w:color w:val="2F5496"/>
+        <w:sz w:val="20"/>
+        <w:szCs w:val="20"/>
+      </w:rPr>
+    </w:pPr>
+    <w:r>
+      <w:rPr>
+        <w:noProof/>
+      </w:rPr>
+      <w:drawing>
+        <wp:anchor distT="0" distB="0" distL="114300" distR="114300" simplePos="0" relativeHeight="251659264" behindDoc="0" locked="0" layoutInCell="1" hidden="0" allowOverlap="1" wp14:anchorId="29251E82" wp14:editId="10102437">
+          <wp:simplePos x="0" y="0"/>
+          <wp:positionH relativeFrom="column">
+            <wp:posOffset>1930400</wp:posOffset>
+          </wp:positionH>
+          <wp:positionV relativeFrom="paragraph">
+            <wp:posOffset>49530</wp:posOffset>
+          </wp:positionV>
+          <wp:extent cx="246380" cy="251460"/>
+          <wp:effectExtent l="0" t="0" r="1270" b="0"/>
+          <wp:wrapNone/>
+          <wp:docPr id="468618228" name="image2.png"/>
+          <wp:cNvGraphicFramePr>
+            <a:graphicFrameLocks xmlns:a="http://schemas.openxmlformats.org/drawingml/2006/main" noChangeAspect="1"/>
+          </wp:cNvGraphicFramePr>
+          <a:graphic xmlns:a="http://schemas.openxmlformats.org/drawingml/2006/main">
+            <a:graphicData uri="http://schemas.openxmlformats.org/drawingml/2006/picture">
+              <pic:pic xmlns:pic="http://schemas.openxmlformats.org/drawingml/2006/picture">
+                <pic:nvPicPr>
+                  <pic:cNvPr id="0" name="image2.png"/>
+                  <pic:cNvPicPr/>
+                </pic:nvPicPr>
+                <pic:blipFill>
+                  <a:blip r:embed="rId1"/>
+                  <a:srcRect/>
+                  <a:stretch>
+                    <a:fillRect/>
+                  </a:stretch>
+                </pic:blipFill>
+                <pic:spPr>
+                  <a:xfrm>
+                    <a:off x="0" y="0"/>
+                    <a:ext cx="246380" cy="251460"/>
+                  </a:xfrm>
+                  <a:prstGeom prst="rect">
+                    <a:avLst/>
+                  </a:prstGeom>
+                  <a:ln/>
+                </pic:spPr>
+              </pic:pic>
+            </a:graphicData>
+          </a:graphic>
+          <wp14:sizeRelH relativeFrom="margin">
+            <wp14:pctWidth>0</wp14:pctWidth>
+          </wp14:sizeRelH>
+          <wp14:sizeRelV relativeFrom="margin">
+            <wp14:pctHeight>0</wp14:pctHeight>
+          </wp14:sizeRelV>
+        </wp:anchor>
+      </w:drawing>
+    </w:r>
+    <w:r>
+      <w:rPr>
+        <w:color w:val="2F5496"/>
+        <w:sz w:val="20"/>
+        <w:szCs w:val="20"/>
+      </w:rPr>
+      <w:t xml:space="preserve">     (11) 99100 2567</w:t>
+    </w:r>
+  </w:p>
   <w:p>
     <w:pPr>
       <w:widowControl w:val="0"/>
@@ -1168,8 +919,18 @@
 </w:ftr>
 </file>
 
+<file path=word/footer3.xml><?xml version="1.0" encoding="utf-8"?>
+<w:ftr xmlns:wpc="http://schemas.microsoft.com/office/word/2010/wordprocessingCanvas" xmlns:cx="http://schemas.microsoft.com/office/drawing/2014/chartex" xmlns:cx1="http://schemas.microsoft.com/office/drawing/2015/9/8/chartex" xmlns:cx2="http://schemas.microsoft.com/office/drawing/2015/10/21/chartex" xmlns:cx3="http://schemas.microsoft.com/office/drawing/2016/5/9/chartex" xmlns:cx4="http://schemas.microsoft.com/office/drawing/2016/5/10/chartex" xmlns:cx5="http://schemas.microsoft.com/office/drawing/2016/5/11/chartex" xmlns:cx6="http://schemas.microsoft.com/office/drawing/2016/5/12/chartex" xmlns:cx7="http://schemas.microsoft.com/office/drawing/2016/5/13/chartex" xmlns:cx8="http://schemas.microsoft.com/office/drawing/2016/5/14/chartex" xmlns:mc="http://schemas.openxmlformats.org/markup-compatibility/2006" xmlns:aink="http://schemas.microsoft.com/office/drawing/2016/ink" xmlns:am3d="http://schemas.microsoft.com/office/drawing/2017/model3d" xmlns:o="urn:schemas-microsoft-com:office:office" xmlns:oel="http://schemas.microsoft.com/office/2019/extlst" xmlns:r="http://schemas.openxmlformats.org/officeDocument/2006/relationships" xmlns:m="http://schemas.openxmlformats.org/officeDocument/2006/math" xmlns:v="urn:schemas-microsoft-com:vml" xmlns:wp14="http://schemas.microsoft.com/office/word/2010/wordprocessingDrawing" xmlns:wp="http://schemas.openxmlformats.org/drawingml/2006/wordprocessingDrawing" xmlns:w10="urn:schemas-microsoft-com:office:word" xmlns:w="http://schemas.openxmlformats.org/wordprocessingml/2006/main" xmlns:w14="http://schemas.microsoft.com/office/word/2010/wordml" xmlns:w15="http://schemas.microsoft.com/office/word/2012/wordml" xmlns:w16cex="http://schemas.microsoft.com/office/word/2018/wordml/cex" xmlns:w16cid="http://schemas.microsoft.com/office/word/2016/wordml/cid" xmlns:w16="http://schemas.microsoft.com/office/word/2018/wordml" xmlns:w16sdtdh="http://schemas.microsoft.com/office/word/2020/wordml/sdtdatahash" xmlns:w16se="http://schemas.microsoft.com/office/word/2015/wordml/symex" xmlns:wpg="http://schemas.microsoft.com/office/word/2010/wordprocessingGroup" xmlns:wpi="http://schemas.microsoft.com/office/word/2010/wordprocessingInk" xmlns:wne="http://schemas.microsoft.com/office/word/2006/wordml" xmlns:wps="http://schemas.microsoft.com/office/word/2010/wordprocessingShape" mc:Ignorable="w14 w15 w16se w16cid w16 w16cex w16sdtdh wp14">
+  <w:p>
+    <w:pPr>
+      <w:pStyle w:val="Rodap"/>
+    </w:pPr>
+  </w:p>
+</w:ftr>
+</file>
+
 <file path=word/footnotes.xml><?xml version="1.0" encoding="utf-8"?>
-<w:footnotes xmlns:wpc="http://schemas.microsoft.com/office/word/2010/wordprocessingCanvas" xmlns:cx="http://schemas.microsoft.com/office/drawing/2014/chartex" xmlns:cx1="http://schemas.microsoft.com/office/drawing/2015/9/8/chartex" xmlns:cx2="http://schemas.microsoft.com/office/drawing/2015/10/21/chartex" xmlns:cx3="http://schemas.microsoft.com/office/drawing/2016/5/9/chartex" xmlns:cx4="http://schemas.microsoft.com/office/drawing/2016/5/10/chartex" xmlns:cx5="http://schemas.microsoft.com/office/drawing/2016/5/11/chartex" xmlns:cx6="http://schemas.microsoft.com/office/drawing/2016/5/12/chartex" xmlns:cx7="http://schemas.microsoft.com/office/drawing/2016/5/13/chartex" xmlns:cx8="http://schemas.microsoft.com/office/drawing/2016/5/14/chartex" xmlns:mc="http://schemas.openxmlformats.org/markup-compatibility/2006" xmlns:aink="http://schemas.microsoft.com/office/drawing/2016/ink" xmlns:am3d="http://schemas.microsoft.com/office/drawing/2017/model3d" xmlns:o="urn:schemas-microsoft-com:office:office" xmlns:oel="http://schemas.microsoft.com/office/2019/extlst" xmlns:r="http://schemas.openxmlformats.org/officeDocument/2006/relationships" xmlns:m="http://schemas.openxmlformats.org/officeDocument/2006/math" xmlns:v="urn:schemas-microsoft-com:vml" xmlns:wp14="http://schemas.microsoft.com/office/word/2010/wordprocessingDrawing" xmlns:wp="http://schemas.openxmlformats.org/drawingml/2006/wordprocessingDrawing" xmlns:w10="urn:schemas-microsoft-com:office:word" xmlns:w="http://schemas.openxmlformats.org/wordprocessingml/2006/main" xmlns:w14="http://schemas.microsoft.com/office/word/2010/wordml" xmlns:w15="http://schemas.microsoft.com/office/word/2012/wordml" xmlns:w16cex="http://schemas.microsoft.com/office/word/2018/wordml/cex" xmlns:w16cid="http://schemas.microsoft.com/office/word/2016/wordml/cid" xmlns:w16="http://schemas.microsoft.com/office/word/2018/wordml" xmlns:w16du="http://schemas.microsoft.com/office/word/2023/wordml/word16du" xmlns:w16sdtdh="http://schemas.microsoft.com/office/word/2020/wordml/sdtdatahash" xmlns:w16sdtfl="http://schemas.microsoft.com/office/word/2024/wordml/sdtformatlock" xmlns:w16se="http://schemas.microsoft.com/office/word/2015/wordml/symex" xmlns:wpg="http://schemas.microsoft.com/office/word/2010/wordprocessingGroup" xmlns:wpi="http://schemas.microsoft.com/office/word/2010/wordprocessingInk" xmlns:wne="http://schemas.microsoft.com/office/word/2006/wordml" xmlns:wps="http://schemas.microsoft.com/office/word/2010/wordprocessingShape" mc:Ignorable="w14 w15 w16se w16cid w16 w16cex w16sdtdh w16sdtfl w16du wp14">
+<w:footnotes xmlns:wpc="http://schemas.microsoft.com/office/word/2010/wordprocessingCanvas" xmlns:cx="http://schemas.microsoft.com/office/drawing/2014/chartex" xmlns:cx1="http://schemas.microsoft.com/office/drawing/2015/9/8/chartex" xmlns:cx2="http://schemas.microsoft.com/office/drawing/2015/10/21/chartex" xmlns:cx3="http://schemas.microsoft.com/office/drawing/2016/5/9/chartex" xmlns:cx4="http://schemas.microsoft.com/office/drawing/2016/5/10/chartex" xmlns:cx5="http://schemas.microsoft.com/office/drawing/2016/5/11/chartex" xmlns:cx6="http://schemas.microsoft.com/office/drawing/2016/5/12/chartex" xmlns:cx7="http://schemas.microsoft.com/office/drawing/2016/5/13/chartex" xmlns:cx8="http://schemas.microsoft.com/office/drawing/2016/5/14/chartex" xmlns:mc="http://schemas.openxmlformats.org/markup-compatibility/2006" xmlns:aink="http://schemas.microsoft.com/office/drawing/2016/ink" xmlns:am3d="http://schemas.microsoft.com/office/drawing/2017/model3d" xmlns:o="urn:schemas-microsoft-com:office:office" xmlns:oel="http://schemas.microsoft.com/office/2019/extlst" xmlns:r="http://schemas.openxmlformats.org/officeDocument/2006/relationships" xmlns:m="http://schemas.openxmlformats.org/officeDocument/2006/math" xmlns:v="urn:schemas-microsoft-com:vml" xmlns:wp14="http://schemas.microsoft.com/office/word/2010/wordprocessingDrawing" xmlns:wp="http://schemas.openxmlformats.org/drawingml/2006/wordprocessingDrawing" xmlns:w10="urn:schemas-microsoft-com:office:word" xmlns:w="http://schemas.openxmlformats.org/wordprocessingml/2006/main" xmlns:w14="http://schemas.microsoft.com/office/word/2010/wordml" xmlns:w15="http://schemas.microsoft.com/office/word/2012/wordml" xmlns:w16cex="http://schemas.microsoft.com/office/word/2018/wordml/cex" xmlns:w16cid="http://schemas.microsoft.com/office/word/2016/wordml/cid" xmlns:w16="http://schemas.microsoft.com/office/word/2018/wordml" xmlns:w16sdtdh="http://schemas.microsoft.com/office/word/2020/wordml/sdtdatahash" xmlns:w16se="http://schemas.microsoft.com/office/word/2015/wordml/symex" xmlns:wpg="http://schemas.microsoft.com/office/word/2010/wordprocessingGroup" xmlns:wpi="http://schemas.microsoft.com/office/word/2010/wordprocessingInk" xmlns:wne="http://schemas.microsoft.com/office/word/2006/wordml" xmlns:wps="http://schemas.microsoft.com/office/word/2010/wordprocessingShape" mc:Ignorable="w14 w15 w16se w16cid w16 w16cex w16sdtdh wp14">
   <w:footnote w:type="separator" w:id="-1">
     <w:p>
       <w:pPr>
@@ -1194,7 +955,17 @@
 </file>
 
 <file path=word/header1.xml><?xml version="1.0" encoding="utf-8"?>
-<w:hdr xmlns:wpc="http://schemas.microsoft.com/office/word/2010/wordprocessingCanvas" xmlns:cx="http://schemas.microsoft.com/office/drawing/2014/chartex" xmlns:cx1="http://schemas.microsoft.com/office/drawing/2015/9/8/chartex" xmlns:cx2="http://schemas.microsoft.com/office/drawing/2015/10/21/chartex" xmlns:cx3="http://schemas.microsoft.com/office/drawing/2016/5/9/chartex" xmlns:cx4="http://schemas.microsoft.com/office/drawing/2016/5/10/chartex" xmlns:cx5="http://schemas.microsoft.com/office/drawing/2016/5/11/chartex" xmlns:cx6="http://schemas.microsoft.com/office/drawing/2016/5/12/chartex" xmlns:cx7="http://schemas.microsoft.com/office/drawing/2016/5/13/chartex" xmlns:cx8="http://schemas.microsoft.com/office/drawing/2016/5/14/chartex" xmlns:mc="http://schemas.openxmlformats.org/markup-compatibility/2006" xmlns:aink="http://schemas.microsoft.com/office/drawing/2016/ink" xmlns:am3d="http://schemas.microsoft.com/office/drawing/2017/model3d" xmlns:o="urn:schemas-microsoft-com:office:office" xmlns:oel="http://schemas.microsoft.com/office/2019/extlst" xmlns:r="http://schemas.openxmlformats.org/officeDocument/2006/relationships" xmlns:m="http://schemas.openxmlformats.org/officeDocument/2006/math" xmlns:v="urn:schemas-microsoft-com:vml" xmlns:wp14="http://schemas.microsoft.com/office/word/2010/wordprocessingDrawing" xmlns:wp="http://schemas.openxmlformats.org/drawingml/2006/wordprocessingDrawing" xmlns:w10="urn:schemas-microsoft-com:office:word" xmlns:w="http://schemas.openxmlformats.org/wordprocessingml/2006/main" xmlns:w14="http://schemas.microsoft.com/office/word/2010/wordml" xmlns:w15="http://schemas.microsoft.com/office/word/2012/wordml" xmlns:w16cex="http://schemas.microsoft.com/office/word/2018/wordml/cex" xmlns:w16cid="http://schemas.microsoft.com/office/word/2016/wordml/cid" xmlns:w16="http://schemas.microsoft.com/office/word/2018/wordml" xmlns:w16du="http://schemas.microsoft.com/office/word/2023/wordml/word16du" xmlns:w16sdtdh="http://schemas.microsoft.com/office/word/2020/wordml/sdtdatahash" xmlns:w16sdtfl="http://schemas.microsoft.com/office/word/2024/wordml/sdtformatlock" xmlns:w16se="http://schemas.microsoft.com/office/word/2015/wordml/symex" xmlns:wpg="http://schemas.microsoft.com/office/word/2010/wordprocessingGroup" xmlns:wpi="http://schemas.microsoft.com/office/word/2010/wordprocessingInk" xmlns:wne="http://schemas.microsoft.com/office/word/2006/wordml" xmlns:wps="http://schemas.microsoft.com/office/word/2010/wordprocessingShape" mc:Ignorable="w14 w15 w16se w16cid w16 w16cex w16sdtdh w16sdtfl w16du wp14">
+<w:hdr xmlns:wpc="http://schemas.microsoft.com/office/word/2010/wordprocessingCanvas" xmlns:cx="http://schemas.microsoft.com/office/drawing/2014/chartex" xmlns:cx1="http://schemas.microsoft.com/office/drawing/2015/9/8/chartex" xmlns:cx2="http://schemas.microsoft.com/office/drawing/2015/10/21/chartex" xmlns:cx3="http://schemas.microsoft.com/office/drawing/2016/5/9/chartex" xmlns:cx4="http://schemas.microsoft.com/office/drawing/2016/5/10/chartex" xmlns:cx5="http://schemas.microsoft.com/office/drawing/2016/5/11/chartex" xmlns:cx6="http://schemas.microsoft.com/office/drawing/2016/5/12/chartex" xmlns:cx7="http://schemas.microsoft.com/office/drawing/2016/5/13/chartex" xmlns:cx8="http://schemas.microsoft.com/office/drawing/2016/5/14/chartex" xmlns:mc="http://schemas.openxmlformats.org/markup-compatibility/2006" xmlns:aink="http://schemas.microsoft.com/office/drawing/2016/ink" xmlns:am3d="http://schemas.microsoft.com/office/drawing/2017/model3d" xmlns:o="urn:schemas-microsoft-com:office:office" xmlns:oel="http://schemas.microsoft.com/office/2019/extlst" xmlns:r="http://schemas.openxmlformats.org/officeDocument/2006/relationships" xmlns:m="http://schemas.openxmlformats.org/officeDocument/2006/math" xmlns:v="urn:schemas-microsoft-com:vml" xmlns:wp14="http://schemas.microsoft.com/office/word/2010/wordprocessingDrawing" xmlns:wp="http://schemas.openxmlformats.org/drawingml/2006/wordprocessingDrawing" xmlns:w10="urn:schemas-microsoft-com:office:word" xmlns:w="http://schemas.openxmlformats.org/wordprocessingml/2006/main" xmlns:w14="http://schemas.microsoft.com/office/word/2010/wordml" xmlns:w15="http://schemas.microsoft.com/office/word/2012/wordml" xmlns:w16cex="http://schemas.microsoft.com/office/word/2018/wordml/cex" xmlns:w16cid="http://schemas.microsoft.com/office/word/2016/wordml/cid" xmlns:w16="http://schemas.microsoft.com/office/word/2018/wordml" xmlns:w16sdtdh="http://schemas.microsoft.com/office/word/2020/wordml/sdtdatahash" xmlns:w16se="http://schemas.microsoft.com/office/word/2015/wordml/symex" xmlns:wpg="http://schemas.microsoft.com/office/word/2010/wordprocessingGroup" xmlns:wpi="http://schemas.microsoft.com/office/word/2010/wordprocessingInk" xmlns:wne="http://schemas.microsoft.com/office/word/2006/wordml" xmlns:wps="http://schemas.microsoft.com/office/word/2010/wordprocessingShape" mc:Ignorable="w14 w15 w16se w16cid w16 w16cex w16sdtdh wp14">
+  <w:p>
+    <w:pPr>
+      <w:pStyle w:val="Cabealho"/>
+    </w:pPr>
+  </w:p>
+</w:hdr>
+</file>
+
+<file path=word/header2.xml><?xml version="1.0" encoding="utf-8"?>
+<w:hdr xmlns:wpc="http://schemas.microsoft.com/office/word/2010/wordprocessingCanvas" xmlns:cx="http://schemas.microsoft.com/office/drawing/2014/chartex" xmlns:cx1="http://schemas.microsoft.com/office/drawing/2015/9/8/chartex" xmlns:cx2="http://schemas.microsoft.com/office/drawing/2015/10/21/chartex" xmlns:cx3="http://schemas.microsoft.com/office/drawing/2016/5/9/chartex" xmlns:cx4="http://schemas.microsoft.com/office/drawing/2016/5/10/chartex" xmlns:cx5="http://schemas.microsoft.com/office/drawing/2016/5/11/chartex" xmlns:cx6="http://schemas.microsoft.com/office/drawing/2016/5/12/chartex" xmlns:cx7="http://schemas.microsoft.com/office/drawing/2016/5/13/chartex" xmlns:cx8="http://schemas.microsoft.com/office/drawing/2016/5/14/chartex" xmlns:mc="http://schemas.openxmlformats.org/markup-compatibility/2006" xmlns:aink="http://schemas.microsoft.com/office/drawing/2016/ink" xmlns:am3d="http://schemas.microsoft.com/office/drawing/2017/model3d" xmlns:o="urn:schemas-microsoft-com:office:office" xmlns:oel="http://schemas.microsoft.com/office/2019/extlst" xmlns:r="http://schemas.openxmlformats.org/officeDocument/2006/relationships" xmlns:m="http://schemas.openxmlformats.org/officeDocument/2006/math" xmlns:v="urn:schemas-microsoft-com:vml" xmlns:wp14="http://schemas.microsoft.com/office/word/2010/wordprocessingDrawing" xmlns:wp="http://schemas.openxmlformats.org/drawingml/2006/wordprocessingDrawing" xmlns:w10="urn:schemas-microsoft-com:office:word" xmlns:w="http://schemas.openxmlformats.org/wordprocessingml/2006/main" xmlns:w14="http://schemas.microsoft.com/office/word/2010/wordml" xmlns:w15="http://schemas.microsoft.com/office/word/2012/wordml" xmlns:w16cex="http://schemas.microsoft.com/office/word/2018/wordml/cex" xmlns:w16cid="http://schemas.microsoft.com/office/word/2016/wordml/cid" xmlns:w16="http://schemas.microsoft.com/office/word/2018/wordml" xmlns:w16sdtdh="http://schemas.microsoft.com/office/word/2020/wordml/sdtdatahash" xmlns:w16se="http://schemas.microsoft.com/office/word/2015/wordml/symex" xmlns:wpg="http://schemas.microsoft.com/office/word/2010/wordprocessingGroup" xmlns:wpi="http://schemas.microsoft.com/office/word/2010/wordprocessingInk" xmlns:wne="http://schemas.microsoft.com/office/word/2006/wordml" xmlns:wps="http://schemas.microsoft.com/office/word/2010/wordprocessingShape" mc:Ignorable="w14 w15 w16se w16cid w16 w16cex w16sdtdh wp14">
   <w:p>
     <w:pPr>
       <w:pBdr>
@@ -1362,8 +1133,18 @@
 </w:hdr>
 </file>
 
+<file path=word/header3.xml><?xml version="1.0" encoding="utf-8"?>
+<w:hdr xmlns:wpc="http://schemas.microsoft.com/office/word/2010/wordprocessingCanvas" xmlns:cx="http://schemas.microsoft.com/office/drawing/2014/chartex" xmlns:cx1="http://schemas.microsoft.com/office/drawing/2015/9/8/chartex" xmlns:cx2="http://schemas.microsoft.com/office/drawing/2015/10/21/chartex" xmlns:cx3="http://schemas.microsoft.com/office/drawing/2016/5/9/chartex" xmlns:cx4="http://schemas.microsoft.com/office/drawing/2016/5/10/chartex" xmlns:cx5="http://schemas.microsoft.com/office/drawing/2016/5/11/chartex" xmlns:cx6="http://schemas.microsoft.com/office/drawing/2016/5/12/chartex" xmlns:cx7="http://schemas.microsoft.com/office/drawing/2016/5/13/chartex" xmlns:cx8="http://schemas.microsoft.com/office/drawing/2016/5/14/chartex" xmlns:mc="http://schemas.openxmlformats.org/markup-compatibility/2006" xmlns:aink="http://schemas.microsoft.com/office/drawing/2016/ink" xmlns:am3d="http://schemas.microsoft.com/office/drawing/2017/model3d" xmlns:o="urn:schemas-microsoft-com:office:office" xmlns:oel="http://schemas.microsoft.com/office/2019/extlst" xmlns:r="http://schemas.openxmlformats.org/officeDocument/2006/relationships" xmlns:m="http://schemas.openxmlformats.org/officeDocument/2006/math" xmlns:v="urn:schemas-microsoft-com:vml" xmlns:wp14="http://schemas.microsoft.com/office/word/2010/wordprocessingDrawing" xmlns:wp="http://schemas.openxmlformats.org/drawingml/2006/wordprocessingDrawing" xmlns:w10="urn:schemas-microsoft-com:office:word" xmlns:w="http://schemas.openxmlformats.org/wordprocessingml/2006/main" xmlns:w14="http://schemas.microsoft.com/office/word/2010/wordml" xmlns:w15="http://schemas.microsoft.com/office/word/2012/wordml" xmlns:w16cex="http://schemas.microsoft.com/office/word/2018/wordml/cex" xmlns:w16cid="http://schemas.microsoft.com/office/word/2016/wordml/cid" xmlns:w16="http://schemas.microsoft.com/office/word/2018/wordml" xmlns:w16sdtdh="http://schemas.microsoft.com/office/word/2020/wordml/sdtdatahash" xmlns:w16se="http://schemas.microsoft.com/office/word/2015/wordml/symex" xmlns:wpg="http://schemas.microsoft.com/office/word/2010/wordprocessingGroup" xmlns:wpi="http://schemas.microsoft.com/office/word/2010/wordprocessingInk" xmlns:wne="http://schemas.microsoft.com/office/word/2006/wordml" xmlns:wps="http://schemas.microsoft.com/office/word/2010/wordprocessingShape" mc:Ignorable="w14 w15 w16se w16cid w16 w16cex w16sdtdh wp14">
+  <w:p>
+    <w:pPr>
+      <w:pStyle w:val="Cabealho"/>
+    </w:pPr>
+  </w:p>
+</w:hdr>
+</file>
+
 <file path=word/styles.xml><?xml version="1.0" encoding="utf-8"?>
-<w:styles xmlns:mc="http://schemas.openxmlformats.org/markup-compatibility/2006" xmlns:r="http://schemas.openxmlformats.org/officeDocument/2006/relationships" xmlns:w="http://schemas.openxmlformats.org/wordprocessingml/2006/main" xmlns:w14="http://schemas.microsoft.com/office/word/2010/wordml" xmlns:w15="http://schemas.microsoft.com/office/word/2012/wordml" xmlns:w16cex="http://schemas.microsoft.com/office/word/2018/wordml/cex" xmlns:w16cid="http://schemas.microsoft.com/office/word/2016/wordml/cid" xmlns:w16="http://schemas.microsoft.com/office/word/2018/wordml" xmlns:w16du="http://schemas.microsoft.com/office/word/2023/wordml/word16du" xmlns:w16sdtdh="http://schemas.microsoft.com/office/word/2020/wordml/sdtdatahash" xmlns:w16sdtfl="http://schemas.microsoft.com/office/word/2024/wordml/sdtformatlock" xmlns:w16se="http://schemas.microsoft.com/office/word/2015/wordml/symex" mc:Ignorable="w14 w15 w16se w16cid w16 w16cex w16sdtdh w16sdtfl w16du">
+<w:styles xmlns:mc="http://schemas.openxmlformats.org/markup-compatibility/2006" xmlns:r="http://schemas.openxmlformats.org/officeDocument/2006/relationships" xmlns:w="http://schemas.openxmlformats.org/wordprocessingml/2006/main" xmlns:w14="http://schemas.microsoft.com/office/word/2010/wordml" xmlns:w15="http://schemas.microsoft.com/office/word/2012/wordml" xmlns:w16cex="http://schemas.microsoft.com/office/word/2018/wordml/cex" xmlns:w16cid="http://schemas.microsoft.com/office/word/2016/wordml/cid" xmlns:w16="http://schemas.microsoft.com/office/word/2018/wordml" xmlns:w16sdtdh="http://schemas.microsoft.com/office/word/2020/wordml/sdtdatahash" xmlns:w16se="http://schemas.microsoft.com/office/word/2015/wordml/symex" mc:Ignorable="w14 w15 w16se w16cid w16 w16cex w16sdtdh">
   <w:docDefaults>
     <w:rPrDefault>
       <w:rPr>
